--- a/reports/Звіт_ЛР6_Фрейми_варіант_3.docx
+++ b/reports/Звіт_ЛР6_Фрейми_варіант_3.docx
@@ -333,7 +333,7 @@
         </w:rPr>
         <w:t xml:space="preserve">Адреса сайту: </w:t>
       </w:r>
-      <w:hyperlink w:history="1" r:id="rIdjs5hfgaszltkmcbdyc44p">
+      <w:hyperlink w:history="1" r:id="rIduuymocjnyuvyoxbvclitp">
         <w:r>
           <w:rPr>
             <w:rStyle w:val="Hyperlink"/>
@@ -353,7 +353,7 @@
         </w:rPr>
         <w:t xml:space="preserve">Код сайту в репозиторії: </w:t>
       </w:r>
-      <w:hyperlink w:history="1" r:id="rIdftjurbepoysagfqocdpp2">
+      <w:hyperlink w:history="1" r:id="rIdbf00llbyly3zdqxfznjyh">
         <w:r>
           <w:rPr>
             <w:rStyle w:val="Hyperlink"/>
